--- a/zht/docx/057.content.docx
+++ b/zht/docx/057.content.docx
@@ -150,26 +150,6 @@
           <w:lang w:val="zh_TW" w:bidi="zh_TW"/>
         </w:rPr>
         <w:t>mo</w:t>
-      </w:r>
-      <w:r>
-        <w:rPr>
-          <w:lang w:val="zh_TW" w:bidi="zh_TW"/>
-        </w:rPr>
-      </w:r>
-    </w:p>
-    <w:p>
-      <w:pPr/>
-      <w:r>
-        <w:rPr>
-          <w:lang w:val="zh_TW" w:bidi="zh_TW"/>
-        </w:rPr>
-      </w:r>
-      <w:r>
-        <w:rPr>
-          <w:i/>
-          <w:lang w:val="zh_TW" w:bidi="zh_TW"/>
-        </w:rPr>
-        <w:t>末後之事與帖撒羅尼迦人</w:t>
       </w:r>
       <w:r>
         <w:rPr>

--- a/zht/docx/057.content.docx
+++ b/zht/docx/057.content.docx
@@ -19,7 +19,7 @@
         <w:rPr>
           <w:lang w:val="zh_TW" w:bidi="zh_TW"/>
         </w:rPr>
-        <w:t>Resource: Study Notes - Themes (Tyndale)</w:t>
+        <w:t>Resource: Tyndale Open Study Notes</w:t>
       </w:r>
       <w:r>
         <w:rPr>
@@ -112,7 +112,7 @@
         <w:rPr>
           <w:lang w:val="zh_TW" w:bidi="zh_TW"/>
         </w:rPr>
-        <w:t>Study Notes - Themes (Tyndale)</w:t>
+        <w:t>Tyndale Open Study Notes</w:t>
       </w:r>
     </w:p>
     <w:p>

--- a/zht/docx/057.content.docx
+++ b/zht/docx/057.content.docx
@@ -149,7 +149,7 @@
         <w:rPr>
           <w:lang w:val="zh_TW" w:bidi="zh_TW"/>
         </w:rPr>
-        <w:t>mo</w:t>
+        <w:t>mu</w:t>
       </w:r>
       <w:r>
         <w:rPr>
@@ -212,7 +212,7 @@
         <w:rPr>
           <w:lang w:val="zh_TW" w:bidi="zh_TW"/>
         </w:rPr>
-        <w:t>末後之事與帖撒羅尼迦人</w:t>
+        <w:t>牧羊人</w:t>
       </w:r>
       <w:r>
         <w:rPr>
@@ -231,7 +231,79 @@
         <w:rPr>
           <w:lang w:val="zh_TW" w:bidi="zh_TW"/>
         </w:rPr>
-        <w:t>帖撒羅尼迦的基督徒以熱切態度，接受使徒保羅對於主的日子和耶穌再來的教導。然而，這引發對於終末的疑問和猜測。</w:t>
+        <w:t>在古代猶太社會中，照顧羊群或山羊的牧羊人非常重要。牧羊在古代近東是不可缺的。每天早晨，牧羊人帶領羊群出來（</w:t>
+      </w:r>
+      <w:hyperlink r:id="rId13">
+        <w:r>
+          <w:rPr>
+            <w:lang w:val="zh_TW" w:bidi="zh_TW"/>
+          </w:rPr>
+          <w:rPr>
+            <w:color w:val="0000EE"/>
+            <w:u w:val="single"/>
+          </w:rPr>
+          <w:t>約10:2–4</w:t>
+        </w:r>
+      </w:hyperlink>
+      <w:r>
+        <w:rPr>
+          <w:lang w:val="zh_TW" w:bidi="zh_TW"/>
+        </w:rPr>
+        <w:t>），找著青草和水源，並保護牠們免受野獸的侵害（</w:t>
+      </w:r>
+      <w:hyperlink r:id="rId14">
+        <w:r>
+          <w:rPr>
+            <w:lang w:val="zh_TW" w:bidi="zh_TW"/>
+          </w:rPr>
+          <w:rPr>
+            <w:color w:val="0000EE"/>
+            <w:u w:val="single"/>
+          </w:rPr>
+          <w:t>摩3:12</w:t>
+        </w:r>
+      </w:hyperlink>
+      <w:r>
+        <w:rPr>
+          <w:lang w:val="zh_TW" w:bidi="zh_TW"/>
+        </w:rPr>
+        <w:t>）。他尋找並帶回任何走失的羊群（</w:t>
+      </w:r>
+      <w:hyperlink r:id="rId15">
+        <w:r>
+          <w:rPr>
+            <w:lang w:val="zh_TW" w:bidi="zh_TW"/>
+          </w:rPr>
+          <w:rPr>
+            <w:color w:val="0000EE"/>
+            <w:u w:val="single"/>
+          </w:rPr>
+          <w:t>結34:8</w:t>
+        </w:r>
+      </w:hyperlink>
+      <w:r>
+        <w:rPr>
+          <w:lang w:val="zh_TW" w:bidi="zh_TW"/>
+        </w:rPr>
+        <w:t>；</w:t>
+      </w:r>
+      <w:hyperlink r:id="rId16">
+        <w:r>
+          <w:rPr>
+            <w:lang w:val="zh_TW" w:bidi="zh_TW"/>
+          </w:rPr>
+          <w:rPr>
+            <w:color w:val="0000EE"/>
+            <w:u w:val="single"/>
+          </w:rPr>
+          <w:t>太18:12</w:t>
+        </w:r>
+      </w:hyperlink>
+      <w:r>
+        <w:rPr>
+          <w:lang w:val="zh_TW" w:bidi="zh_TW"/>
+        </w:rPr>
+        <w:t>）。每天晚上，他將羊群帶回羊圈。</w:t>
       </w:r>
     </w:p>
     <w:p>
@@ -243,11 +315,18 @@
       </w:r>
       <w:r>
         <w:rPr>
-          <w:lang w:val="zh_TW" w:bidi="zh_TW"/>
-        </w:rPr>
-        <w:t>他們想知道，在耶穌回來之前便去世的基督徒將會如何（</w:t>
-      </w:r>
-      <w:hyperlink r:id="rId13">
+          <w:i/>
+          <w:lang w:val="zh_TW" w:bidi="zh_TW"/>
+        </w:rPr>
+        <w:t>牧羊人</w:t>
+      </w:r>
+      <w:r>
+        <w:rPr>
+          <w:lang w:val="zh_TW" w:bidi="zh_TW"/>
+        </w:rPr>
+        <w:t>這個詞為統治者的通稱。人們經常將亞述、巴比倫和埃及的王稱為牧羊人，因為他們保護自己的人民。這個隱喻在舊約聖經中也很常見（</w:t>
+      </w:r>
+      <w:hyperlink r:id="rId17">
         <w:r>
           <w:rPr>
             <w:lang w:val="zh_TW" w:bidi="zh_TW"/>
@@ -256,16 +335,16 @@
             <w:color w:val="0000EE"/>
             <w:u w:val="single"/>
           </w:rPr>
-          <w:t>帖前4:13–18</w:t>
+          <w:t>民27:17</w:t>
         </w:r>
       </w:hyperlink>
       <w:r>
         <w:rPr>
           <w:lang w:val="zh_TW" w:bidi="zh_TW"/>
         </w:rPr>
-        <w:t>）。他們也詢問「主的日子」何時會來 （</w:t>
-      </w:r>
-      <w:hyperlink r:id="rId14">
+        <w:t>；</w:t>
+      </w:r>
+      <w:hyperlink r:id="rId18">
         <w:r>
           <w:rPr>
             <w:lang w:val="zh_TW" w:bidi="zh_TW"/>
@@ -274,28 +353,16 @@
             <w:color w:val="0000EE"/>
             <w:u w:val="single"/>
           </w:rPr>
-          <w:t>5:1–11</w:t>
+          <w:t>王上22:17</w:t>
         </w:r>
       </w:hyperlink>
       <w:r>
         <w:rPr>
           <w:lang w:val="zh_TW" w:bidi="zh_TW"/>
         </w:rPr>
-        <w:t>）。他們想知道基督徒是否會經歷神的</w:t>
-      </w:r>
-      <w:r>
-        <w:rPr>
-          <w:lang w:val="zh_TW" w:bidi="zh_TW"/>
-        </w:rPr>
-        <w:t>忿</w:t>
-      </w:r>
-      <w:r>
-        <w:rPr>
-          <w:lang w:val="zh_TW" w:bidi="zh_TW"/>
-        </w:rPr>
-        <w:t>怒（</w:t>
-      </w:r>
-      <w:hyperlink r:id="rId15">
+        <w:t>；</w:t>
+      </w:r>
+      <w:hyperlink r:id="rId19">
         <w:r>
           <w:rPr>
             <w:lang w:val="zh_TW" w:bidi="zh_TW"/>
@@ -304,7 +371,7 @@
             <w:color w:val="0000EE"/>
             <w:u w:val="single"/>
           </w:rPr>
-          <w:t>1:10</w:t>
+          <w:t>耶10:21</w:t>
         </w:r>
       </w:hyperlink>
       <w:r>
@@ -313,7 +380,7 @@
         </w:rPr>
         <w:t>，</w:t>
       </w:r>
-      <w:hyperlink r:id="rId16">
+      <w:hyperlink r:id="rId20">
         <w:r>
           <w:rPr>
             <w:lang w:val="zh_TW" w:bidi="zh_TW"/>
@@ -322,16 +389,16 @@
             <w:color w:val="0000EE"/>
             <w:u w:val="single"/>
           </w:rPr>
-          <w:t>5:9</w:t>
+          <w:t>23:1–2</w:t>
         </w:r>
       </w:hyperlink>
       <w:r>
         <w:rPr>
           <w:lang w:val="zh_TW" w:bidi="zh_TW"/>
         </w:rPr>
-        <w:t>）。保羅解釋這些主題、提醒教會已領受的教導，再次給予他們保證（</w:t>
-      </w:r>
-      <w:hyperlink r:id="rId17">
+        <w:t>；</w:t>
+      </w:r>
+      <w:hyperlink r:id="rId21">
         <w:r>
           <w:rPr>
             <w:lang w:val="zh_TW" w:bidi="zh_TW"/>
@@ -340,7 +407,7 @@
             <w:color w:val="0000EE"/>
             <w:u w:val="single"/>
           </w:rPr>
-          <w:t>4:13–5:11</w:t>
+          <w:t>結34:1–10</w:t>
         </w:r>
       </w:hyperlink>
       <w:r>
@@ -361,9 +428,9 @@
         <w:rPr>
           <w:lang w:val="zh_TW" w:bidi="zh_TW"/>
         </w:rPr>
-        <w:t>保羅可能預期耶穌會在他有生之年再來（</w:t>
-      </w:r>
-      <w:hyperlink r:id="rId18">
+        <w:t>舊約聖經將神視為「以色列的牧羊人」，關心祂子民的各方面需要（</w:t>
+      </w:r>
+      <w:hyperlink r:id="rId22">
         <w:r>
           <w:rPr>
             <w:lang w:val="zh_TW" w:bidi="zh_TW"/>
@@ -372,16 +439,16 @@
             <w:color w:val="0000EE"/>
             <w:u w:val="single"/>
           </w:rPr>
-          <w:t>4:15</w:t>
+          <w:t>創49:24</w:t>
         </w:r>
       </w:hyperlink>
       <w:r>
         <w:rPr>
           <w:lang w:val="zh_TW" w:bidi="zh_TW"/>
         </w:rPr>
-        <w:t>）。然而，他也知道，終末事件會在意想不到的時候發生，好像「夜間的賊」一樣（</w:t>
-      </w:r>
-      <w:hyperlink r:id="rId19">
+        <w:t>；</w:t>
+      </w:r>
+      <w:hyperlink r:id="rId23">
         <w:r>
           <w:rPr>
             <w:lang w:val="zh_TW" w:bidi="zh_TW"/>
@@ -390,14 +457,140 @@
             <w:color w:val="0000EE"/>
             <w:u w:val="single"/>
           </w:rPr>
-          <w:t>5:2</w:t>
+          <w:t>詩23:1</w:t>
         </w:r>
       </w:hyperlink>
       <w:r>
         <w:rPr>
           <w:lang w:val="zh_TW" w:bidi="zh_TW"/>
         </w:rPr>
-        <w:t>）。預備好迎接終末的方法，不是知道那日期，而是以基督徒的心態警醒生活。這意味著保持屬靈的警醒，並隨時準備好迎接耶穌。</w:t>
+        <w:t>，</w:t>
+      </w:r>
+      <w:hyperlink r:id="rId24">
+        <w:r>
+          <w:rPr>
+            <w:lang w:val="zh_TW" w:bidi="zh_TW"/>
+          </w:rPr>
+          <w:rPr>
+            <w:color w:val="0000EE"/>
+            <w:u w:val="single"/>
+          </w:rPr>
+          <w:t>80:1</w:t>
+        </w:r>
+      </w:hyperlink>
+      <w:r>
+        <w:rPr>
+          <w:lang w:val="zh_TW" w:bidi="zh_TW"/>
+        </w:rPr>
+        <w:t>；</w:t>
+      </w:r>
+      <w:hyperlink r:id="rId25">
+        <w:r>
+          <w:rPr>
+            <w:lang w:val="zh_TW" w:bidi="zh_TW"/>
+          </w:rPr>
+          <w:rPr>
+            <w:color w:val="0000EE"/>
+            <w:u w:val="single"/>
+          </w:rPr>
+          <w:t>賽40:11</w:t>
+        </w:r>
+      </w:hyperlink>
+      <w:r>
+        <w:rPr>
+          <w:lang w:val="zh_TW" w:bidi="zh_TW"/>
+        </w:rPr>
+        <w:t>）。神會親自照顧祂的羊群（</w:t>
+      </w:r>
+      <w:hyperlink r:id="rId26">
+        <w:r>
+          <w:rPr>
+            <w:lang w:val="zh_TW" w:bidi="zh_TW"/>
+          </w:rPr>
+          <w:rPr>
+            <w:color w:val="0000EE"/>
+            <w:u w:val="single"/>
+          </w:rPr>
+          <w:t>耶23:3</w:t>
+        </w:r>
+      </w:hyperlink>
+      <w:r>
+        <w:rPr>
+          <w:lang w:val="zh_TW" w:bidi="zh_TW"/>
+        </w:rPr>
+        <w:t>，</w:t>
+      </w:r>
+      <w:hyperlink r:id="rId27">
+        <w:r>
+          <w:rPr>
+            <w:lang w:val="zh_TW" w:bidi="zh_TW"/>
+          </w:rPr>
+          <w:rPr>
+            <w:color w:val="0000EE"/>
+            <w:u w:val="single"/>
+          </w:rPr>
+          <w:t>31:10</w:t>
+        </w:r>
+      </w:hyperlink>
+      <w:r>
+        <w:rPr>
+          <w:lang w:val="zh_TW" w:bidi="zh_TW"/>
+        </w:rPr>
+        <w:t>；</w:t>
+      </w:r>
+      <w:hyperlink r:id="rId28">
+        <w:r>
+          <w:rPr>
+            <w:lang w:val="zh_TW" w:bidi="zh_TW"/>
+          </w:rPr>
+          <w:rPr>
+            <w:color w:val="0000EE"/>
+            <w:u w:val="single"/>
+          </w:rPr>
+          <w:t>結34:11–22</w:t>
+        </w:r>
+      </w:hyperlink>
+      <w:r>
+        <w:rPr>
+          <w:lang w:val="zh_TW" w:bidi="zh_TW"/>
+        </w:rPr>
+        <w:t>），並應許賜下愛護祂子民的忠心領袖（</w:t>
+      </w:r>
+      <w:hyperlink r:id="rId29">
+        <w:r>
+          <w:rPr>
+            <w:lang w:val="zh_TW" w:bidi="zh_TW"/>
+          </w:rPr>
+          <w:rPr>
+            <w:color w:val="0000EE"/>
+            <w:u w:val="single"/>
+          </w:rPr>
+          <w:t>耶3:15</w:t>
+        </w:r>
+      </w:hyperlink>
+      <w:r>
+        <w:rPr>
+          <w:lang w:val="zh_TW" w:bidi="zh_TW"/>
+        </w:rPr>
+        <w:t>，</w:t>
+      </w:r>
+      <w:hyperlink r:id="rId30">
+        <w:r>
+          <w:rPr>
+            <w:lang w:val="zh_TW" w:bidi="zh_TW"/>
+          </w:rPr>
+          <w:rPr>
+            <w:color w:val="0000EE"/>
+            <w:u w:val="single"/>
+          </w:rPr>
+          <w:t>23:4</w:t>
+        </w:r>
+      </w:hyperlink>
+      <w:r>
+        <w:rPr>
+          <w:lang w:val="zh_TW" w:bidi="zh_TW"/>
+        </w:rPr>
+        <w:t>）。</w:t>
       </w:r>
     </w:p>
     <w:p>
@@ -411,7 +604,38 @@
         <w:rPr>
           <w:lang w:val="zh_TW" w:bidi="zh_TW"/>
         </w:rPr>
-        <w:t>帖撒羅尼迦人需要理解基督徒同伴的死亡。保羅沒有討論基督徒在死後與耶穌再來之間的狀態。相反，他專注於復活。正如神使耶穌從死裡復活，死去的基督徒也將在祂再來時復活。他們將首先從死裡復活，然後與活著的基督徒一起迎接耶穌的榮耀降臨。</w:t>
+        <w:t>當以色列的早期領袖不忠時，神採取行動並揀選了衪的僕人大衛作為忠心的領袖，後來，衪應許建立大衛的後裔作為以色列的領袖（見</w:t>
+      </w:r>
+      <w:hyperlink r:id="rId31">
+        <w:r>
+          <w:rPr>
+            <w:lang w:val="zh_TW" w:bidi="zh_TW"/>
+          </w:rPr>
+          <w:rPr>
+            <w:color w:val="0000EE"/>
+            <w:u w:val="single"/>
+          </w:rPr>
+          <w:t>結34:23–24</w:t>
+        </w:r>
+      </w:hyperlink>
+      <w:r>
+        <w:rPr>
+          <w:lang w:val="zh_TW" w:bidi="zh_TW"/>
+        </w:rPr>
+        <w:t>）。到了先知耶利米書的時代，</w:t>
+      </w:r>
+      <w:r>
+        <w:rPr>
+          <w:i/>
+          <w:lang w:val="zh_TW" w:bidi="zh_TW"/>
+        </w:rPr>
+        <w:t>牧羊人</w:t>
+      </w:r>
+      <w:r>
+        <w:rPr>
+          <w:lang w:val="zh_TW" w:bidi="zh_TW"/>
+        </w:rPr>
+        <w:t>開始指向即將到來的彌賽亞（神所揀選者）。</w:t>
       </w:r>
     </w:p>
     <w:p>
@@ -425,9 +649,9 @@
         <w:rPr>
           <w:lang w:val="zh_TW" w:bidi="zh_TW"/>
         </w:rPr>
-        <w:t>保羅試圖解釋基督徒的盼望。但帖撒羅尼迦的基督徒卻因錯誤的教導而感到困惑，這些教導說：「主的日子已經到了」（見</w:t>
-      </w:r>
-      <w:hyperlink r:id="rId20">
+        <w:t>在新約聖經中，耶穌稱自己為「牧羊人」（</w:t>
+      </w:r>
+      <w:hyperlink r:id="rId32">
         <w:r>
           <w:rPr>
             <w:lang w:val="zh_TW" w:bidi="zh_TW"/>
@@ -436,16 +660,16 @@
             <w:color w:val="0000EE"/>
             <w:u w:val="single"/>
           </w:rPr>
-          <w:t>帖後2:2</w:t>
+          <w:t>太25:31–33</w:t>
         </w:r>
       </w:hyperlink>
       <w:r>
         <w:rPr>
           <w:lang w:val="zh_TW" w:bidi="zh_TW"/>
         </w:rPr>
-        <w:t>）。為了糾正這種誤解，保羅在給這年輕教會的第二封信中，進一步討論這個主題（見</w:t>
-      </w:r>
-      <w:hyperlink r:id="rId21">
+        <w:t>；</w:t>
+      </w:r>
+      <w:hyperlink r:id="rId33">
         <w:r>
           <w:rPr>
             <w:lang w:val="zh_TW" w:bidi="zh_TW"/>
@@ -454,7 +678,61 @@
             <w:color w:val="0000EE"/>
             <w:u w:val="single"/>
           </w:rPr>
-          <w:t>帖後2:1–12</w:t>
+          <w:t>可14:27</w:t>
+        </w:r>
+      </w:hyperlink>
+      <w:r>
+        <w:rPr>
+          <w:lang w:val="zh_TW" w:bidi="zh_TW"/>
+        </w:rPr>
+        <w:t>；</w:t>
+      </w:r>
+      <w:hyperlink r:id="rId34">
+        <w:r>
+          <w:rPr>
+            <w:lang w:val="zh_TW" w:bidi="zh_TW"/>
+          </w:rPr>
+          <w:rPr>
+            <w:color w:val="0000EE"/>
+            <w:u w:val="single"/>
+          </w:rPr>
+          <w:t>約10:1–30</w:t>
+        </w:r>
+      </w:hyperlink>
+      <w:r>
+        <w:rPr>
+          <w:lang w:val="zh_TW" w:bidi="zh_TW"/>
+        </w:rPr>
+        <w:t>）。衪是「好牧羊人」，為羊捨命（</w:t>
+      </w:r>
+      <w:hyperlink r:id="rId35">
+        <w:r>
+          <w:rPr>
+            <w:lang w:val="zh_TW" w:bidi="zh_TW"/>
+          </w:rPr>
+          <w:rPr>
+            <w:color w:val="0000EE"/>
+            <w:u w:val="single"/>
+          </w:rPr>
+          <w:t>約10:11–18</w:t>
+        </w:r>
+      </w:hyperlink>
+      <w:r>
+        <w:rPr>
+          <w:lang w:val="zh_TW" w:bidi="zh_TW"/>
+        </w:rPr>
+        <w:t>；另見</w:t>
+      </w:r>
+      <w:hyperlink r:id="rId36">
+        <w:r>
+          <w:rPr>
+            <w:lang w:val="zh_TW" w:bidi="zh_TW"/>
+          </w:rPr>
+          <w:rPr>
+            <w:color w:val="0000EE"/>
+            <w:u w:val="single"/>
+          </w:rPr>
+          <w:t>來13:20</w:t>
         </w:r>
       </w:hyperlink>
       <w:r>
@@ -473,10 +751,45 @@
       </w:r>
       <w:r>
         <w:rPr>
-          <w:u w:val="single"/>
-          <w:lang w:val="zh_TW" w:bidi="zh_TW"/>
-        </w:rPr>
-        <w:t>進深研究的經文段落</w:t>
+          <w:lang w:val="zh_TW" w:bidi="zh_TW"/>
+        </w:rPr>
+        <w:t>教會領袖也被稱為牧羊人（</w:t>
+      </w:r>
+      <w:hyperlink r:id="rId37">
+        <w:r>
+          <w:rPr>
+            <w:lang w:val="zh_TW" w:bidi="zh_TW"/>
+          </w:rPr>
+          <w:rPr>
+            <w:color w:val="0000EE"/>
+            <w:u w:val="single"/>
+          </w:rPr>
+          <w:t>弗4:11</w:t>
+        </w:r>
+      </w:hyperlink>
+      <w:r>
+        <w:rPr>
+          <w:lang w:val="zh_TW" w:bidi="zh_TW"/>
+        </w:rPr>
+        <w:t>，翻譯為「牧師」）。神將他們賜予教會，像牧羊人照顧羊群一樣照顧衪的子民，以神的方式引導並教導他們。他們必須持守為忠心的牧羊人，直到耶穌基督「大牧人」（牧長）親自來帶領衪的子民（</w:t>
+      </w:r>
+      <w:hyperlink r:id="rId38">
+        <w:r>
+          <w:rPr>
+            <w:lang w:val="zh_TW" w:bidi="zh_TW"/>
+          </w:rPr>
+          <w:rPr>
+            <w:color w:val="0000EE"/>
+            <w:u w:val="single"/>
+          </w:rPr>
+          <w:t>彼前5:1–4</w:t>
+        </w:r>
+      </w:hyperlink>
+      <w:r>
+        <w:rPr>
+          <w:lang w:val="zh_TW" w:bidi="zh_TW"/>
+        </w:rPr>
+        <w:t>）。</w:t>
       </w:r>
     </w:p>
     <w:p>
@@ -486,7 +799,22 @@
           <w:lang w:val="zh_TW" w:bidi="zh_TW"/>
         </w:rPr>
       </w:r>
-      <w:hyperlink r:id="rId22">
+      <w:r>
+        <w:rPr>
+          <w:u w:val="single"/>
+          <w:lang w:val="zh_TW" w:bidi="zh_TW"/>
+        </w:rPr>
+        <w:t>進深研究的經文段落</w:t>
+      </w:r>
+    </w:p>
+    <w:p>
+      <w:pPr/>
+      <w:r>
+        <w:rPr>
+          <w:lang w:val="zh_TW" w:bidi="zh_TW"/>
+        </w:rPr>
+      </w:r>
+      <w:hyperlink r:id="rId39">
         <w:r>
           <w:rPr>
             <w:lang w:val="zh_TW" w:bidi="zh_TW"/>
@@ -495,7 +823,7 @@
             <w:color w:val="0000EE"/>
             <w:u w:val="single"/>
           </w:rPr>
-          <w:t>可13:1–37</w:t>
+          <w:t>創29:1–10</w:t>
         </w:r>
       </w:hyperlink>
       <w:r>
@@ -504,7 +832,7 @@
         </w:rPr>
         <w:t>；</w:t>
       </w:r>
-      <w:hyperlink r:id="rId17">
+      <w:hyperlink r:id="rId40">
         <w:r>
           <w:rPr>
             <w:lang w:val="zh_TW" w:bidi="zh_TW"/>
@@ -513,7 +841,7 @@
             <w:color w:val="0000EE"/>
             <w:u w:val="single"/>
           </w:rPr>
-          <w:t>帖前4:13–5:11</w:t>
+          <w:t>民27:16–18</w:t>
         </w:r>
       </w:hyperlink>
       <w:r>
@@ -522,7 +850,7 @@
         </w:rPr>
         <w:t>；</w:t>
       </w:r>
-      <w:hyperlink r:id="rId21">
+      <w:hyperlink r:id="rId41">
         <w:r>
           <w:rPr>
             <w:lang w:val="zh_TW" w:bidi="zh_TW"/>
@@ -531,7 +859,421 @@
             <w:color w:val="0000EE"/>
             <w:u w:val="single"/>
           </w:rPr>
-          <w:t>帖後2:1–12</w:t>
+          <w:t>撒下7:7</w:t>
+        </w:r>
+      </w:hyperlink>
+      <w:r>
+        <w:rPr>
+          <w:lang w:val="zh_TW" w:bidi="zh_TW"/>
+        </w:rPr>
+        <w:t>；</w:t>
+      </w:r>
+      <w:hyperlink r:id="rId18">
+        <w:r>
+          <w:rPr>
+            <w:lang w:val="zh_TW" w:bidi="zh_TW"/>
+          </w:rPr>
+          <w:rPr>
+            <w:color w:val="0000EE"/>
+            <w:u w:val="single"/>
+          </w:rPr>
+          <w:t>王上22:17</w:t>
+        </w:r>
+      </w:hyperlink>
+      <w:r>
+        <w:rPr>
+          <w:lang w:val="zh_TW" w:bidi="zh_TW"/>
+        </w:rPr>
+        <w:t>；</w:t>
+      </w:r>
+      <w:hyperlink r:id="rId42">
+        <w:r>
+          <w:rPr>
+            <w:lang w:val="zh_TW" w:bidi="zh_TW"/>
+          </w:rPr>
+          <w:rPr>
+            <w:color w:val="0000EE"/>
+            <w:u w:val="single"/>
+          </w:rPr>
+          <w:t>代上11:2</w:t>
+        </w:r>
+      </w:hyperlink>
+      <w:r>
+        <w:rPr>
+          <w:lang w:val="zh_TW" w:bidi="zh_TW"/>
+        </w:rPr>
+        <w:t>；</w:t>
+      </w:r>
+      <w:hyperlink r:id="rId43">
+        <w:r>
+          <w:rPr>
+            <w:lang w:val="zh_TW" w:bidi="zh_TW"/>
+          </w:rPr>
+          <w:rPr>
+            <w:color w:val="0000EE"/>
+            <w:u w:val="single"/>
+          </w:rPr>
+          <w:t>詩23:1–6</w:t>
+        </w:r>
+      </w:hyperlink>
+      <w:r>
+        <w:rPr>
+          <w:lang w:val="zh_TW" w:bidi="zh_TW"/>
+        </w:rPr>
+        <w:t>，</w:t>
+      </w:r>
+      <w:hyperlink r:id="rId44">
+        <w:r>
+          <w:rPr>
+            <w:lang w:val="zh_TW" w:bidi="zh_TW"/>
+          </w:rPr>
+          <w:rPr>
+            <w:color w:val="0000EE"/>
+            <w:u w:val="single"/>
+          </w:rPr>
+          <w:t>77:20</w:t>
+        </w:r>
+      </w:hyperlink>
+      <w:r>
+        <w:rPr>
+          <w:lang w:val="zh_TW" w:bidi="zh_TW"/>
+        </w:rPr>
+        <w:t>，</w:t>
+      </w:r>
+      <w:hyperlink r:id="rId24">
+        <w:r>
+          <w:rPr>
+            <w:lang w:val="zh_TW" w:bidi="zh_TW"/>
+          </w:rPr>
+          <w:rPr>
+            <w:color w:val="0000EE"/>
+            <w:u w:val="single"/>
+          </w:rPr>
+          <w:t>80:1</w:t>
+        </w:r>
+      </w:hyperlink>
+      <w:r>
+        <w:rPr>
+          <w:lang w:val="zh_TW" w:bidi="zh_TW"/>
+        </w:rPr>
+        <w:t>；</w:t>
+      </w:r>
+      <w:hyperlink r:id="rId25">
+        <w:r>
+          <w:rPr>
+            <w:lang w:val="zh_TW" w:bidi="zh_TW"/>
+          </w:rPr>
+          <w:rPr>
+            <w:color w:val="0000EE"/>
+            <w:u w:val="single"/>
+          </w:rPr>
+          <w:t>賽40:11</w:t>
+        </w:r>
+      </w:hyperlink>
+      <w:r>
+        <w:rPr>
+          <w:lang w:val="zh_TW" w:bidi="zh_TW"/>
+        </w:rPr>
+        <w:t>，</w:t>
+      </w:r>
+      <w:hyperlink r:id="rId45">
+        <w:r>
+          <w:rPr>
+            <w:lang w:val="zh_TW" w:bidi="zh_TW"/>
+          </w:rPr>
+          <w:rPr>
+            <w:color w:val="0000EE"/>
+            <w:u w:val="single"/>
+          </w:rPr>
+          <w:t>44:28</w:t>
+        </w:r>
+      </w:hyperlink>
+      <w:r>
+        <w:rPr>
+          <w:lang w:val="zh_TW" w:bidi="zh_TW"/>
+        </w:rPr>
+        <w:t>，</w:t>
+      </w:r>
+      <w:hyperlink r:id="rId46">
+        <w:r>
+          <w:rPr>
+            <w:lang w:val="zh_TW" w:bidi="zh_TW"/>
+          </w:rPr>
+          <w:rPr>
+            <w:color w:val="0000EE"/>
+            <w:u w:val="single"/>
+          </w:rPr>
+          <w:t>56:10–11</w:t>
+        </w:r>
+      </w:hyperlink>
+      <w:r>
+        <w:rPr>
+          <w:lang w:val="zh_TW" w:bidi="zh_TW"/>
+        </w:rPr>
+        <w:t>；</w:t>
+      </w:r>
+      <w:hyperlink r:id="rId19">
+        <w:r>
+          <w:rPr>
+            <w:lang w:val="zh_TW" w:bidi="zh_TW"/>
+          </w:rPr>
+          <w:rPr>
+            <w:color w:val="0000EE"/>
+            <w:u w:val="single"/>
+          </w:rPr>
+          <w:t>耶10:21</w:t>
+        </w:r>
+      </w:hyperlink>
+      <w:r>
+        <w:rPr>
+          <w:lang w:val="zh_TW" w:bidi="zh_TW"/>
+        </w:rPr>
+        <w:t>，</w:t>
+      </w:r>
+      <w:hyperlink r:id="rId47">
+        <w:r>
+          <w:rPr>
+            <w:lang w:val="zh_TW" w:bidi="zh_TW"/>
+          </w:rPr>
+          <w:rPr>
+            <w:color w:val="0000EE"/>
+            <w:u w:val="single"/>
+          </w:rPr>
+          <w:t>25:34–36</w:t>
+        </w:r>
+      </w:hyperlink>
+      <w:r>
+        <w:rPr>
+          <w:lang w:val="zh_TW" w:bidi="zh_TW"/>
+        </w:rPr>
+        <w:t>；</w:t>
+      </w:r>
+      <w:hyperlink r:id="rId48">
+        <w:r>
+          <w:rPr>
+            <w:lang w:val="zh_TW" w:bidi="zh_TW"/>
+          </w:rPr>
+          <w:rPr>
+            <w:color w:val="0000EE"/>
+            <w:u w:val="single"/>
+          </w:rPr>
+          <w:t>結34:1–31</w:t>
+        </w:r>
+      </w:hyperlink>
+      <w:r>
+        <w:rPr>
+          <w:lang w:val="zh_TW" w:bidi="zh_TW"/>
+        </w:rPr>
+        <w:t>；</w:t>
+      </w:r>
+      <w:hyperlink r:id="rId49">
+        <w:r>
+          <w:rPr>
+            <w:lang w:val="zh_TW" w:bidi="zh_TW"/>
+          </w:rPr>
+          <w:rPr>
+            <w:color w:val="0000EE"/>
+            <w:u w:val="single"/>
+          </w:rPr>
+          <w:t>彌7:14</w:t>
+        </w:r>
+      </w:hyperlink>
+      <w:r>
+        <w:rPr>
+          <w:lang w:val="zh_TW" w:bidi="zh_TW"/>
+        </w:rPr>
+        <w:t>；</w:t>
+      </w:r>
+      <w:hyperlink r:id="rId50">
+        <w:r>
+          <w:rPr>
+            <w:lang w:val="zh_TW" w:bidi="zh_TW"/>
+          </w:rPr>
+          <w:rPr>
+            <w:color w:val="0000EE"/>
+            <w:u w:val="single"/>
+          </w:rPr>
+          <w:t>亞10:2b–3</w:t>
+        </w:r>
+      </w:hyperlink>
+      <w:r>
+        <w:rPr>
+          <w:lang w:val="zh_TW" w:bidi="zh_TW"/>
+        </w:rPr>
+        <w:t>，</w:t>
+      </w:r>
+      <w:hyperlink r:id="rId51">
+        <w:r>
+          <w:rPr>
+            <w:lang w:val="zh_TW" w:bidi="zh_TW"/>
+          </w:rPr>
+          <w:rPr>
+            <w:color w:val="0000EE"/>
+            <w:u w:val="single"/>
+          </w:rPr>
+          <w:t>11:4–17</w:t>
+        </w:r>
+      </w:hyperlink>
+      <w:r>
+        <w:rPr>
+          <w:lang w:val="zh_TW" w:bidi="zh_TW"/>
+        </w:rPr>
+        <w:t>，</w:t>
+      </w:r>
+      <w:hyperlink r:id="rId52">
+        <w:r>
+          <w:rPr>
+            <w:lang w:val="zh_TW" w:bidi="zh_TW"/>
+          </w:rPr>
+          <w:rPr>
+            <w:color w:val="0000EE"/>
+            <w:u w:val="single"/>
+          </w:rPr>
+          <w:t>13:7</w:t>
+        </w:r>
+      </w:hyperlink>
+      <w:r>
+        <w:rPr>
+          <w:lang w:val="zh_TW" w:bidi="zh_TW"/>
+        </w:rPr>
+        <w:t>；</w:t>
+      </w:r>
+      <w:hyperlink r:id="rId53">
+        <w:r>
+          <w:rPr>
+            <w:lang w:val="zh_TW" w:bidi="zh_TW"/>
+          </w:rPr>
+          <w:rPr>
+            <w:color w:val="0000EE"/>
+            <w:u w:val="single"/>
+          </w:rPr>
+          <w:t>太2:6</w:t>
+        </w:r>
+      </w:hyperlink>
+      <w:r>
+        <w:rPr>
+          <w:lang w:val="zh_TW" w:bidi="zh_TW"/>
+        </w:rPr>
+        <w:t>，</w:t>
+      </w:r>
+      <w:hyperlink r:id="rId54">
+        <w:r>
+          <w:rPr>
+            <w:lang w:val="zh_TW" w:bidi="zh_TW"/>
+          </w:rPr>
+          <w:rPr>
+            <w:color w:val="0000EE"/>
+            <w:u w:val="single"/>
+          </w:rPr>
+          <w:t>18:12–14</w:t>
+        </w:r>
+      </w:hyperlink>
+      <w:r>
+        <w:rPr>
+          <w:lang w:val="zh_TW" w:bidi="zh_TW"/>
+        </w:rPr>
+        <w:t>，</w:t>
+      </w:r>
+      <w:hyperlink r:id="rId55">
+        <w:r>
+          <w:rPr>
+            <w:lang w:val="zh_TW" w:bidi="zh_TW"/>
+          </w:rPr>
+          <w:rPr>
+            <w:color w:val="0000EE"/>
+            <w:u w:val="single"/>
+          </w:rPr>
+          <w:t>26:31</w:t>
+        </w:r>
+      </w:hyperlink>
+      <w:r>
+        <w:rPr>
+          <w:lang w:val="zh_TW" w:bidi="zh_TW"/>
+        </w:rPr>
+        <w:t>；</w:t>
+      </w:r>
+      <w:hyperlink r:id="rId56">
+        <w:r>
+          <w:rPr>
+            <w:lang w:val="zh_TW" w:bidi="zh_TW"/>
+          </w:rPr>
+          <w:rPr>
+            <w:color w:val="0000EE"/>
+            <w:u w:val="single"/>
+          </w:rPr>
+          <w:t>約10:1–16</w:t>
+        </w:r>
+      </w:hyperlink>
+      <w:r>
+        <w:rPr>
+          <w:lang w:val="zh_TW" w:bidi="zh_TW"/>
+        </w:rPr>
+        <w:t>；</w:t>
+      </w:r>
+      <w:hyperlink r:id="rId57">
+        <w:r>
+          <w:rPr>
+            <w:lang w:val="zh_TW" w:bidi="zh_TW"/>
+          </w:rPr>
+          <w:rPr>
+            <w:color w:val="0000EE"/>
+            <w:u w:val="single"/>
+          </w:rPr>
+          <w:t>彼前2:25</w:t>
+        </w:r>
+      </w:hyperlink>
+      <w:r>
+        <w:rPr>
+          <w:lang w:val="zh_TW" w:bidi="zh_TW"/>
+        </w:rPr>
+        <w:t>，</w:t>
+      </w:r>
+      <w:hyperlink r:id="rId38">
+        <w:r>
+          <w:rPr>
+            <w:lang w:val="zh_TW" w:bidi="zh_TW"/>
+          </w:rPr>
+          <w:rPr>
+            <w:color w:val="0000EE"/>
+            <w:u w:val="single"/>
+          </w:rPr>
+          <w:t>5:1–4</w:t>
+        </w:r>
+      </w:hyperlink>
+      <w:r>
+        <w:rPr>
+          <w:lang w:val="zh_TW" w:bidi="zh_TW"/>
+        </w:rPr>
+        <w:t>；</w:t>
+      </w:r>
+      <w:hyperlink r:id="rId58">
+        <w:r>
+          <w:rPr>
+            <w:lang w:val="zh_TW" w:bidi="zh_TW"/>
+          </w:rPr>
+          <w:rPr>
+            <w:color w:val="0000EE"/>
+            <w:u w:val="single"/>
+          </w:rPr>
+          <w:t>猶1:12</w:t>
+        </w:r>
+      </w:hyperlink>
+      <w:r>
+        <w:rPr>
+          <w:lang w:val="zh_TW" w:bidi="zh_TW"/>
+        </w:rPr>
+        <w:t>；</w:t>
+      </w:r>
+      <w:hyperlink r:id="rId59">
+        <w:r>
+          <w:rPr>
+            <w:lang w:val="zh_TW" w:bidi="zh_TW"/>
+          </w:rPr>
+          <w:rPr>
+            <w:color w:val="0000EE"/>
+            <w:u w:val="single"/>
+          </w:rPr>
+          <w:t>啟7:17</w:t>
         </w:r>
       </w:hyperlink>
       <w:r>

--- a/zht/docx/057.content.docx
+++ b/zht/docx/057.content.docx
@@ -19,7 +19,7 @@
         <w:rPr>
           <w:lang w:val="zh_TW" w:bidi="zh_TW"/>
         </w:rPr>
-        <w:t>Resource: Tyndale Open Study Notes</w:t>
+        <w:t>Resource: Aquifer Open Study Notes (Themes)</w:t>
       </w:r>
       <w:r>
         <w:rPr>
@@ -112,7 +112,7 @@
         <w:rPr>
           <w:lang w:val="zh_TW" w:bidi="zh_TW"/>
         </w:rPr>
-        <w:t>Tyndale Open Study Notes</w:t>
+        <w:t>Aquifer Open Study Notes (Themes)</w:t>
       </w:r>
     </w:p>
     <w:p>

--- a/zht/docx/057.content.docx
+++ b/zht/docx/057.content.docx
@@ -233,72 +233,48 @@
         </w:rPr>
         <w:t>在古代猶太社會中，照顧羊群或山羊的牧羊人非常重要。牧羊在古代近東是不可缺的。每天早晨，牧羊人帶領羊群出來（</w:t>
       </w:r>
-      <w:hyperlink r:id="rId13">
-        <w:r>
-          <w:rPr>
-            <w:lang w:val="zh_TW" w:bidi="zh_TW"/>
-          </w:rPr>
-          <w:rPr>
-            <w:color w:val="0000EE"/>
-            <w:u w:val="single"/>
-          </w:rPr>
-          <w:t>約10:2–4</w:t>
-        </w:r>
-      </w:hyperlink>
+      <w:r>
+        <w:rPr>
+          <w:lang w:val="zh_TW" w:bidi="zh_TW"/>
+        </w:rPr>
+        <w:t>約10:2–4</w:t>
+      </w:r>
       <w:r>
         <w:rPr>
           <w:lang w:val="zh_TW" w:bidi="zh_TW"/>
         </w:rPr>
         <w:t>），找著青草和水源，並保護牠們免受野獸的侵害（</w:t>
       </w:r>
-      <w:hyperlink r:id="rId14">
-        <w:r>
-          <w:rPr>
-            <w:lang w:val="zh_TW" w:bidi="zh_TW"/>
-          </w:rPr>
-          <w:rPr>
-            <w:color w:val="0000EE"/>
-            <w:u w:val="single"/>
-          </w:rPr>
-          <w:t>摩3:12</w:t>
-        </w:r>
-      </w:hyperlink>
+      <w:r>
+        <w:rPr>
+          <w:lang w:val="zh_TW" w:bidi="zh_TW"/>
+        </w:rPr>
+        <w:t>摩3:12</w:t>
+      </w:r>
       <w:r>
         <w:rPr>
           <w:lang w:val="zh_TW" w:bidi="zh_TW"/>
         </w:rPr>
         <w:t>）。他尋找並帶回任何走失的羊群（</w:t>
       </w:r>
-      <w:hyperlink r:id="rId15">
-        <w:r>
-          <w:rPr>
-            <w:lang w:val="zh_TW" w:bidi="zh_TW"/>
-          </w:rPr>
-          <w:rPr>
-            <w:color w:val="0000EE"/>
-            <w:u w:val="single"/>
-          </w:rPr>
-          <w:t>結34:8</w:t>
-        </w:r>
-      </w:hyperlink>
+      <w:r>
+        <w:rPr>
+          <w:lang w:val="zh_TW" w:bidi="zh_TW"/>
+        </w:rPr>
+        <w:t>結34:8</w:t>
+      </w:r>
       <w:r>
         <w:rPr>
           <w:lang w:val="zh_TW" w:bidi="zh_TW"/>
         </w:rPr>
         <w:t>；</w:t>
       </w:r>
-      <w:hyperlink r:id="rId16">
-        <w:r>
-          <w:rPr>
-            <w:lang w:val="zh_TW" w:bidi="zh_TW"/>
-          </w:rPr>
-          <w:rPr>
-            <w:color w:val="0000EE"/>
-            <w:u w:val="single"/>
-          </w:rPr>
-          <w:t>太18:12</w:t>
-        </w:r>
-      </w:hyperlink>
+      <w:r>
+        <w:rPr>
+          <w:lang w:val="zh_TW" w:bidi="zh_TW"/>
+        </w:rPr>
+        <w:t>太18:12</w:t>
+      </w:r>
       <w:r>
         <w:rPr>
           <w:lang w:val="zh_TW" w:bidi="zh_TW"/>
@@ -326,90 +302,60 @@
         </w:rPr>
         <w:t>這個詞為統治者的通稱。人們經常將亞述、巴比倫和埃及的王稱為牧羊人，因為他們保護自己的人民。這個隱喻在舊約聖經中也很常見（</w:t>
       </w:r>
-      <w:hyperlink r:id="rId17">
-        <w:r>
-          <w:rPr>
-            <w:lang w:val="zh_TW" w:bidi="zh_TW"/>
-          </w:rPr>
-          <w:rPr>
-            <w:color w:val="0000EE"/>
-            <w:u w:val="single"/>
-          </w:rPr>
-          <w:t>民27:17</w:t>
-        </w:r>
-      </w:hyperlink>
+      <w:r>
+        <w:rPr>
+          <w:lang w:val="zh_TW" w:bidi="zh_TW"/>
+        </w:rPr>
+        <w:t>民27:17</w:t>
+      </w:r>
       <w:r>
         <w:rPr>
           <w:lang w:val="zh_TW" w:bidi="zh_TW"/>
         </w:rPr>
         <w:t>；</w:t>
       </w:r>
-      <w:hyperlink r:id="rId18">
-        <w:r>
-          <w:rPr>
-            <w:lang w:val="zh_TW" w:bidi="zh_TW"/>
-          </w:rPr>
-          <w:rPr>
-            <w:color w:val="0000EE"/>
-            <w:u w:val="single"/>
-          </w:rPr>
-          <w:t>王上22:17</w:t>
-        </w:r>
-      </w:hyperlink>
+      <w:r>
+        <w:rPr>
+          <w:lang w:val="zh_TW" w:bidi="zh_TW"/>
+        </w:rPr>
+        <w:t>王上22:17</w:t>
+      </w:r>
       <w:r>
         <w:rPr>
           <w:lang w:val="zh_TW" w:bidi="zh_TW"/>
         </w:rPr>
         <w:t>；</w:t>
       </w:r>
-      <w:hyperlink r:id="rId19">
-        <w:r>
-          <w:rPr>
-            <w:lang w:val="zh_TW" w:bidi="zh_TW"/>
-          </w:rPr>
-          <w:rPr>
-            <w:color w:val="0000EE"/>
-            <w:u w:val="single"/>
-          </w:rPr>
-          <w:t>耶10:21</w:t>
-        </w:r>
-      </w:hyperlink>
+      <w:r>
+        <w:rPr>
+          <w:lang w:val="zh_TW" w:bidi="zh_TW"/>
+        </w:rPr>
+        <w:t>耶10:21</w:t>
+      </w:r>
       <w:r>
         <w:rPr>
           <w:lang w:val="zh_TW" w:bidi="zh_TW"/>
         </w:rPr>
         <w:t>，</w:t>
       </w:r>
-      <w:hyperlink r:id="rId20">
-        <w:r>
-          <w:rPr>
-            <w:lang w:val="zh_TW" w:bidi="zh_TW"/>
-          </w:rPr>
-          <w:rPr>
-            <w:color w:val="0000EE"/>
-            <w:u w:val="single"/>
-          </w:rPr>
-          <w:t>23:1–2</w:t>
-        </w:r>
-      </w:hyperlink>
+      <w:r>
+        <w:rPr>
+          <w:lang w:val="zh_TW" w:bidi="zh_TW"/>
+        </w:rPr>
+        <w:t>23:1–2</w:t>
+      </w:r>
       <w:r>
         <w:rPr>
           <w:lang w:val="zh_TW" w:bidi="zh_TW"/>
         </w:rPr>
         <w:t>；</w:t>
       </w:r>
-      <w:hyperlink r:id="rId21">
-        <w:r>
-          <w:rPr>
-            <w:lang w:val="zh_TW" w:bidi="zh_TW"/>
-          </w:rPr>
-          <w:rPr>
-            <w:color w:val="0000EE"/>
-            <w:u w:val="single"/>
-          </w:rPr>
-          <w:t>結34:1–10</w:t>
-        </w:r>
-      </w:hyperlink>
+      <w:r>
+        <w:rPr>
+          <w:lang w:val="zh_TW" w:bidi="zh_TW"/>
+        </w:rPr>
+        <w:t>結34:1–10</w:t>
+      </w:r>
       <w:r>
         <w:rPr>
           <w:lang w:val="zh_TW" w:bidi="zh_TW"/>
@@ -430,162 +376,108 @@
         </w:rPr>
         <w:t>舊約聖經將神視為「以色列的牧羊人」，關心祂子民的各方面需要（</w:t>
       </w:r>
-      <w:hyperlink r:id="rId22">
-        <w:r>
-          <w:rPr>
-            <w:lang w:val="zh_TW" w:bidi="zh_TW"/>
-          </w:rPr>
-          <w:rPr>
-            <w:color w:val="0000EE"/>
-            <w:u w:val="single"/>
-          </w:rPr>
-          <w:t>創49:24</w:t>
-        </w:r>
-      </w:hyperlink>
+      <w:r>
+        <w:rPr>
+          <w:lang w:val="zh_TW" w:bidi="zh_TW"/>
+        </w:rPr>
+        <w:t>創49:24</w:t>
+      </w:r>
       <w:r>
         <w:rPr>
           <w:lang w:val="zh_TW" w:bidi="zh_TW"/>
         </w:rPr>
         <w:t>；</w:t>
       </w:r>
-      <w:hyperlink r:id="rId23">
-        <w:r>
-          <w:rPr>
-            <w:lang w:val="zh_TW" w:bidi="zh_TW"/>
-          </w:rPr>
-          <w:rPr>
-            <w:color w:val="0000EE"/>
-            <w:u w:val="single"/>
-          </w:rPr>
-          <w:t>詩23:1</w:t>
-        </w:r>
-      </w:hyperlink>
+      <w:r>
+        <w:rPr>
+          <w:lang w:val="zh_TW" w:bidi="zh_TW"/>
+        </w:rPr>
+        <w:t>詩23:1</w:t>
+      </w:r>
       <w:r>
         <w:rPr>
           <w:lang w:val="zh_TW" w:bidi="zh_TW"/>
         </w:rPr>
         <w:t>，</w:t>
       </w:r>
-      <w:hyperlink r:id="rId24">
-        <w:r>
-          <w:rPr>
-            <w:lang w:val="zh_TW" w:bidi="zh_TW"/>
-          </w:rPr>
-          <w:rPr>
-            <w:color w:val="0000EE"/>
-            <w:u w:val="single"/>
-          </w:rPr>
-          <w:t>80:1</w:t>
-        </w:r>
-      </w:hyperlink>
+      <w:r>
+        <w:rPr>
+          <w:lang w:val="zh_TW" w:bidi="zh_TW"/>
+        </w:rPr>
+        <w:t>80:1</w:t>
+      </w:r>
       <w:r>
         <w:rPr>
           <w:lang w:val="zh_TW" w:bidi="zh_TW"/>
         </w:rPr>
         <w:t>；</w:t>
       </w:r>
-      <w:hyperlink r:id="rId25">
-        <w:r>
-          <w:rPr>
-            <w:lang w:val="zh_TW" w:bidi="zh_TW"/>
-          </w:rPr>
-          <w:rPr>
-            <w:color w:val="0000EE"/>
-            <w:u w:val="single"/>
-          </w:rPr>
-          <w:t>賽40:11</w:t>
-        </w:r>
-      </w:hyperlink>
+      <w:r>
+        <w:rPr>
+          <w:lang w:val="zh_TW" w:bidi="zh_TW"/>
+        </w:rPr>
+        <w:t>賽40:11</w:t>
+      </w:r>
       <w:r>
         <w:rPr>
           <w:lang w:val="zh_TW" w:bidi="zh_TW"/>
         </w:rPr>
         <w:t>）。神會親自照顧祂的羊群（</w:t>
       </w:r>
-      <w:hyperlink r:id="rId26">
-        <w:r>
-          <w:rPr>
-            <w:lang w:val="zh_TW" w:bidi="zh_TW"/>
-          </w:rPr>
-          <w:rPr>
-            <w:color w:val="0000EE"/>
-            <w:u w:val="single"/>
-          </w:rPr>
-          <w:t>耶23:3</w:t>
-        </w:r>
-      </w:hyperlink>
+      <w:r>
+        <w:rPr>
+          <w:lang w:val="zh_TW" w:bidi="zh_TW"/>
+        </w:rPr>
+        <w:t>耶23:3</w:t>
+      </w:r>
       <w:r>
         <w:rPr>
           <w:lang w:val="zh_TW" w:bidi="zh_TW"/>
         </w:rPr>
         <w:t>，</w:t>
       </w:r>
-      <w:hyperlink r:id="rId27">
-        <w:r>
-          <w:rPr>
-            <w:lang w:val="zh_TW" w:bidi="zh_TW"/>
-          </w:rPr>
-          <w:rPr>
-            <w:color w:val="0000EE"/>
-            <w:u w:val="single"/>
-          </w:rPr>
-          <w:t>31:10</w:t>
-        </w:r>
-      </w:hyperlink>
+      <w:r>
+        <w:rPr>
+          <w:lang w:val="zh_TW" w:bidi="zh_TW"/>
+        </w:rPr>
+        <w:t>31:10</w:t>
+      </w:r>
       <w:r>
         <w:rPr>
           <w:lang w:val="zh_TW" w:bidi="zh_TW"/>
         </w:rPr>
         <w:t>；</w:t>
       </w:r>
-      <w:hyperlink r:id="rId28">
-        <w:r>
-          <w:rPr>
-            <w:lang w:val="zh_TW" w:bidi="zh_TW"/>
-          </w:rPr>
-          <w:rPr>
-            <w:color w:val="0000EE"/>
-            <w:u w:val="single"/>
-          </w:rPr>
-          <w:t>結34:11–22</w:t>
-        </w:r>
-      </w:hyperlink>
+      <w:r>
+        <w:rPr>
+          <w:lang w:val="zh_TW" w:bidi="zh_TW"/>
+        </w:rPr>
+        <w:t>結34:11–22</w:t>
+      </w:r>
       <w:r>
         <w:rPr>
           <w:lang w:val="zh_TW" w:bidi="zh_TW"/>
         </w:rPr>
         <w:t>），並應許賜下愛護祂子民的忠心領袖（</w:t>
       </w:r>
-      <w:hyperlink r:id="rId29">
-        <w:r>
-          <w:rPr>
-            <w:lang w:val="zh_TW" w:bidi="zh_TW"/>
-          </w:rPr>
-          <w:rPr>
-            <w:color w:val="0000EE"/>
-            <w:u w:val="single"/>
-          </w:rPr>
-          <w:t>耶3:15</w:t>
-        </w:r>
-      </w:hyperlink>
+      <w:r>
+        <w:rPr>
+          <w:lang w:val="zh_TW" w:bidi="zh_TW"/>
+        </w:rPr>
+        <w:t>耶3:15</w:t>
+      </w:r>
       <w:r>
         <w:rPr>
           <w:lang w:val="zh_TW" w:bidi="zh_TW"/>
         </w:rPr>
         <w:t>，</w:t>
       </w:r>
-      <w:hyperlink r:id="rId30">
-        <w:r>
-          <w:rPr>
-            <w:lang w:val="zh_TW" w:bidi="zh_TW"/>
-          </w:rPr>
-          <w:rPr>
-            <w:color w:val="0000EE"/>
-            <w:u w:val="single"/>
-          </w:rPr>
-          <w:t>23:4</w:t>
-        </w:r>
-      </w:hyperlink>
+      <w:r>
+        <w:rPr>
+          <w:lang w:val="zh_TW" w:bidi="zh_TW"/>
+        </w:rPr>
+        <w:t>23:4</w:t>
+      </w:r>
       <w:r>
         <w:rPr>
           <w:lang w:val="zh_TW" w:bidi="zh_TW"/>
@@ -606,18 +498,12 @@
         </w:rPr>
         <w:t>當以色列的早期領袖不忠時，神採取行動並揀選了衪的僕人大衛作為忠心的領袖，後來，衪應許建立大衛的後裔作為以色列的領袖（見</w:t>
       </w:r>
-      <w:hyperlink r:id="rId31">
-        <w:r>
-          <w:rPr>
-            <w:lang w:val="zh_TW" w:bidi="zh_TW"/>
-          </w:rPr>
-          <w:rPr>
-            <w:color w:val="0000EE"/>
-            <w:u w:val="single"/>
-          </w:rPr>
-          <w:t>結34:23–24</w:t>
-        </w:r>
-      </w:hyperlink>
+      <w:r>
+        <w:rPr>
+          <w:lang w:val="zh_TW" w:bidi="zh_TW"/>
+        </w:rPr>
+        <w:t>結34:23–24</w:t>
+      </w:r>
       <w:r>
         <w:rPr>
           <w:lang w:val="zh_TW" w:bidi="zh_TW"/>
@@ -651,90 +537,60 @@
         </w:rPr>
         <w:t>在新約聖經中，耶穌稱自己為「牧羊人」（</w:t>
       </w:r>
-      <w:hyperlink r:id="rId32">
-        <w:r>
-          <w:rPr>
-            <w:lang w:val="zh_TW" w:bidi="zh_TW"/>
-          </w:rPr>
-          <w:rPr>
-            <w:color w:val="0000EE"/>
-            <w:u w:val="single"/>
-          </w:rPr>
-          <w:t>太25:31–33</w:t>
-        </w:r>
-      </w:hyperlink>
+      <w:r>
+        <w:rPr>
+          <w:lang w:val="zh_TW" w:bidi="zh_TW"/>
+        </w:rPr>
+        <w:t>太25:31–33</w:t>
+      </w:r>
       <w:r>
         <w:rPr>
           <w:lang w:val="zh_TW" w:bidi="zh_TW"/>
         </w:rPr>
         <w:t>；</w:t>
       </w:r>
-      <w:hyperlink r:id="rId33">
-        <w:r>
-          <w:rPr>
-            <w:lang w:val="zh_TW" w:bidi="zh_TW"/>
-          </w:rPr>
-          <w:rPr>
-            <w:color w:val="0000EE"/>
-            <w:u w:val="single"/>
-          </w:rPr>
-          <w:t>可14:27</w:t>
-        </w:r>
-      </w:hyperlink>
+      <w:r>
+        <w:rPr>
+          <w:lang w:val="zh_TW" w:bidi="zh_TW"/>
+        </w:rPr>
+        <w:t>可14:27</w:t>
+      </w:r>
       <w:r>
         <w:rPr>
           <w:lang w:val="zh_TW" w:bidi="zh_TW"/>
         </w:rPr>
         <w:t>；</w:t>
       </w:r>
-      <w:hyperlink r:id="rId34">
-        <w:r>
-          <w:rPr>
-            <w:lang w:val="zh_TW" w:bidi="zh_TW"/>
-          </w:rPr>
-          <w:rPr>
-            <w:color w:val="0000EE"/>
-            <w:u w:val="single"/>
-          </w:rPr>
-          <w:t>約10:1–30</w:t>
-        </w:r>
-      </w:hyperlink>
+      <w:r>
+        <w:rPr>
+          <w:lang w:val="zh_TW" w:bidi="zh_TW"/>
+        </w:rPr>
+        <w:t>約10:1–30</w:t>
+      </w:r>
       <w:r>
         <w:rPr>
           <w:lang w:val="zh_TW" w:bidi="zh_TW"/>
         </w:rPr>
         <w:t>）。衪是「好牧羊人」，為羊捨命（</w:t>
       </w:r>
-      <w:hyperlink r:id="rId35">
-        <w:r>
-          <w:rPr>
-            <w:lang w:val="zh_TW" w:bidi="zh_TW"/>
-          </w:rPr>
-          <w:rPr>
-            <w:color w:val="0000EE"/>
-            <w:u w:val="single"/>
-          </w:rPr>
-          <w:t>約10:11–18</w:t>
-        </w:r>
-      </w:hyperlink>
+      <w:r>
+        <w:rPr>
+          <w:lang w:val="zh_TW" w:bidi="zh_TW"/>
+        </w:rPr>
+        <w:t>約10:11–18</w:t>
+      </w:r>
       <w:r>
         <w:rPr>
           <w:lang w:val="zh_TW" w:bidi="zh_TW"/>
         </w:rPr>
         <w:t>；另見</w:t>
       </w:r>
-      <w:hyperlink r:id="rId36">
-        <w:r>
-          <w:rPr>
-            <w:lang w:val="zh_TW" w:bidi="zh_TW"/>
-          </w:rPr>
-          <w:rPr>
-            <w:color w:val="0000EE"/>
-            <w:u w:val="single"/>
-          </w:rPr>
-          <w:t>來13:20</w:t>
-        </w:r>
-      </w:hyperlink>
+      <w:r>
+        <w:rPr>
+          <w:lang w:val="zh_TW" w:bidi="zh_TW"/>
+        </w:rPr>
+        <w:t>來13:20</w:t>
+      </w:r>
       <w:r>
         <w:rPr>
           <w:lang w:val="zh_TW" w:bidi="zh_TW"/>
@@ -755,36 +611,24 @@
         </w:rPr>
         <w:t>教會領袖也被稱為牧羊人（</w:t>
       </w:r>
-      <w:hyperlink r:id="rId37">
-        <w:r>
-          <w:rPr>
-            <w:lang w:val="zh_TW" w:bidi="zh_TW"/>
-          </w:rPr>
-          <w:rPr>
-            <w:color w:val="0000EE"/>
-            <w:u w:val="single"/>
-          </w:rPr>
-          <w:t>弗4:11</w:t>
-        </w:r>
-      </w:hyperlink>
+      <w:r>
+        <w:rPr>
+          <w:lang w:val="zh_TW" w:bidi="zh_TW"/>
+        </w:rPr>
+        <w:t>弗4:11</w:t>
+      </w:r>
       <w:r>
         <w:rPr>
           <w:lang w:val="zh_TW" w:bidi="zh_TW"/>
         </w:rPr>
         <w:t>，翻譯為「牧師」）。神將他們賜予教會，像牧羊人照顧羊群一樣照顧衪的子民，以神的方式引導並教導他們。他們必須持守為忠心的牧羊人，直到耶穌基督「大牧人」（牧長）親自來帶領衪的子民（</w:t>
       </w:r>
-      <w:hyperlink r:id="rId38">
-        <w:r>
-          <w:rPr>
-            <w:lang w:val="zh_TW" w:bidi="zh_TW"/>
-          </w:rPr>
-          <w:rPr>
-            <w:color w:val="0000EE"/>
-            <w:u w:val="single"/>
-          </w:rPr>
-          <w:t>彼前5:1–4</w:t>
-        </w:r>
-      </w:hyperlink>
+      <w:r>
+        <w:rPr>
+          <w:lang w:val="zh_TW" w:bidi="zh_TW"/>
+        </w:rPr>
+        <w:t>彼前5:1–4</w:t>
+      </w:r>
       <w:r>
         <w:rPr>
           <w:lang w:val="zh_TW" w:bidi="zh_TW"/>
@@ -814,468 +658,312 @@
           <w:lang w:val="zh_TW" w:bidi="zh_TW"/>
         </w:rPr>
       </w:r>
-      <w:hyperlink r:id="rId39">
-        <w:r>
-          <w:rPr>
-            <w:lang w:val="zh_TW" w:bidi="zh_TW"/>
-          </w:rPr>
-          <w:rPr>
-            <w:color w:val="0000EE"/>
-            <w:u w:val="single"/>
-          </w:rPr>
-          <w:t>創29:1–10</w:t>
-        </w:r>
-      </w:hyperlink>
+      <w:r>
+        <w:rPr>
+          <w:lang w:val="zh_TW" w:bidi="zh_TW"/>
+        </w:rPr>
+        <w:t>創29:1–10</w:t>
+      </w:r>
       <w:r>
         <w:rPr>
           <w:lang w:val="zh_TW" w:bidi="zh_TW"/>
         </w:rPr>
         <w:t>；</w:t>
       </w:r>
-      <w:hyperlink r:id="rId40">
-        <w:r>
-          <w:rPr>
-            <w:lang w:val="zh_TW" w:bidi="zh_TW"/>
-          </w:rPr>
-          <w:rPr>
-            <w:color w:val="0000EE"/>
-            <w:u w:val="single"/>
-          </w:rPr>
-          <w:t>民27:16–18</w:t>
-        </w:r>
-      </w:hyperlink>
+      <w:r>
+        <w:rPr>
+          <w:lang w:val="zh_TW" w:bidi="zh_TW"/>
+        </w:rPr>
+        <w:t>民27:16–18</w:t>
+      </w:r>
       <w:r>
         <w:rPr>
           <w:lang w:val="zh_TW" w:bidi="zh_TW"/>
         </w:rPr>
         <w:t>；</w:t>
       </w:r>
-      <w:hyperlink r:id="rId41">
-        <w:r>
-          <w:rPr>
-            <w:lang w:val="zh_TW" w:bidi="zh_TW"/>
-          </w:rPr>
-          <w:rPr>
-            <w:color w:val="0000EE"/>
-            <w:u w:val="single"/>
-          </w:rPr>
-          <w:t>撒下7:7</w:t>
-        </w:r>
-      </w:hyperlink>
+      <w:r>
+        <w:rPr>
+          <w:lang w:val="zh_TW" w:bidi="zh_TW"/>
+        </w:rPr>
+        <w:t>撒下7:7</w:t>
+      </w:r>
       <w:r>
         <w:rPr>
           <w:lang w:val="zh_TW" w:bidi="zh_TW"/>
         </w:rPr>
         <w:t>；</w:t>
       </w:r>
-      <w:hyperlink r:id="rId18">
-        <w:r>
-          <w:rPr>
-            <w:lang w:val="zh_TW" w:bidi="zh_TW"/>
-          </w:rPr>
-          <w:rPr>
-            <w:color w:val="0000EE"/>
-            <w:u w:val="single"/>
-          </w:rPr>
-          <w:t>王上22:17</w:t>
-        </w:r>
-      </w:hyperlink>
+      <w:r>
+        <w:rPr>
+          <w:lang w:val="zh_TW" w:bidi="zh_TW"/>
+        </w:rPr>
+        <w:t>王上22:17</w:t>
+      </w:r>
       <w:r>
         <w:rPr>
           <w:lang w:val="zh_TW" w:bidi="zh_TW"/>
         </w:rPr>
         <w:t>；</w:t>
       </w:r>
-      <w:hyperlink r:id="rId42">
-        <w:r>
-          <w:rPr>
-            <w:lang w:val="zh_TW" w:bidi="zh_TW"/>
-          </w:rPr>
-          <w:rPr>
-            <w:color w:val="0000EE"/>
-            <w:u w:val="single"/>
-          </w:rPr>
-          <w:t>代上11:2</w:t>
-        </w:r>
-      </w:hyperlink>
+      <w:r>
+        <w:rPr>
+          <w:lang w:val="zh_TW" w:bidi="zh_TW"/>
+        </w:rPr>
+        <w:t>代上11:2</w:t>
+      </w:r>
       <w:r>
         <w:rPr>
           <w:lang w:val="zh_TW" w:bidi="zh_TW"/>
         </w:rPr>
         <w:t>；</w:t>
       </w:r>
-      <w:hyperlink r:id="rId43">
-        <w:r>
-          <w:rPr>
-            <w:lang w:val="zh_TW" w:bidi="zh_TW"/>
-          </w:rPr>
-          <w:rPr>
-            <w:color w:val="0000EE"/>
-            <w:u w:val="single"/>
-          </w:rPr>
-          <w:t>詩23:1–6</w:t>
-        </w:r>
-      </w:hyperlink>
+      <w:r>
+        <w:rPr>
+          <w:lang w:val="zh_TW" w:bidi="zh_TW"/>
+        </w:rPr>
+        <w:t>詩23:1–6</w:t>
+      </w:r>
       <w:r>
         <w:rPr>
           <w:lang w:val="zh_TW" w:bidi="zh_TW"/>
         </w:rPr>
         <w:t>，</w:t>
       </w:r>
-      <w:hyperlink r:id="rId44">
-        <w:r>
-          <w:rPr>
-            <w:lang w:val="zh_TW" w:bidi="zh_TW"/>
-          </w:rPr>
-          <w:rPr>
-            <w:color w:val="0000EE"/>
-            <w:u w:val="single"/>
-          </w:rPr>
-          <w:t>77:20</w:t>
-        </w:r>
-      </w:hyperlink>
+      <w:r>
+        <w:rPr>
+          <w:lang w:val="zh_TW" w:bidi="zh_TW"/>
+        </w:rPr>
+        <w:t>77:20</w:t>
+      </w:r>
       <w:r>
         <w:rPr>
           <w:lang w:val="zh_TW" w:bidi="zh_TW"/>
         </w:rPr>
         <w:t>，</w:t>
       </w:r>
-      <w:hyperlink r:id="rId24">
-        <w:r>
-          <w:rPr>
-            <w:lang w:val="zh_TW" w:bidi="zh_TW"/>
-          </w:rPr>
-          <w:rPr>
-            <w:color w:val="0000EE"/>
-            <w:u w:val="single"/>
-          </w:rPr>
-          <w:t>80:1</w:t>
-        </w:r>
-      </w:hyperlink>
+      <w:r>
+        <w:rPr>
+          <w:lang w:val="zh_TW" w:bidi="zh_TW"/>
+        </w:rPr>
+        <w:t>80:1</w:t>
+      </w:r>
       <w:r>
         <w:rPr>
           <w:lang w:val="zh_TW" w:bidi="zh_TW"/>
         </w:rPr>
         <w:t>；</w:t>
       </w:r>
-      <w:hyperlink r:id="rId25">
-        <w:r>
-          <w:rPr>
-            <w:lang w:val="zh_TW" w:bidi="zh_TW"/>
-          </w:rPr>
-          <w:rPr>
-            <w:color w:val="0000EE"/>
-            <w:u w:val="single"/>
-          </w:rPr>
-          <w:t>賽40:11</w:t>
-        </w:r>
-      </w:hyperlink>
+      <w:r>
+        <w:rPr>
+          <w:lang w:val="zh_TW" w:bidi="zh_TW"/>
+        </w:rPr>
+        <w:t>賽40:11</w:t>
+      </w:r>
       <w:r>
         <w:rPr>
           <w:lang w:val="zh_TW" w:bidi="zh_TW"/>
         </w:rPr>
         <w:t>，</w:t>
       </w:r>
-      <w:hyperlink r:id="rId45">
-        <w:r>
-          <w:rPr>
-            <w:lang w:val="zh_TW" w:bidi="zh_TW"/>
-          </w:rPr>
-          <w:rPr>
-            <w:color w:val="0000EE"/>
-            <w:u w:val="single"/>
-          </w:rPr>
-          <w:t>44:28</w:t>
-        </w:r>
-      </w:hyperlink>
+      <w:r>
+        <w:rPr>
+          <w:lang w:val="zh_TW" w:bidi="zh_TW"/>
+        </w:rPr>
+        <w:t>44:28</w:t>
+      </w:r>
       <w:r>
         <w:rPr>
           <w:lang w:val="zh_TW" w:bidi="zh_TW"/>
         </w:rPr>
         <w:t>，</w:t>
       </w:r>
-      <w:hyperlink r:id="rId46">
-        <w:r>
-          <w:rPr>
-            <w:lang w:val="zh_TW" w:bidi="zh_TW"/>
-          </w:rPr>
-          <w:rPr>
-            <w:color w:val="0000EE"/>
-            <w:u w:val="single"/>
-          </w:rPr>
-          <w:t>56:10–11</w:t>
-        </w:r>
-      </w:hyperlink>
+      <w:r>
+        <w:rPr>
+          <w:lang w:val="zh_TW" w:bidi="zh_TW"/>
+        </w:rPr>
+        <w:t>56:10–11</w:t>
+      </w:r>
       <w:r>
         <w:rPr>
           <w:lang w:val="zh_TW" w:bidi="zh_TW"/>
         </w:rPr>
         <w:t>；</w:t>
       </w:r>
-      <w:hyperlink r:id="rId19">
-        <w:r>
-          <w:rPr>
-            <w:lang w:val="zh_TW" w:bidi="zh_TW"/>
-          </w:rPr>
-          <w:rPr>
-            <w:color w:val="0000EE"/>
-            <w:u w:val="single"/>
-          </w:rPr>
-          <w:t>耶10:21</w:t>
-        </w:r>
-      </w:hyperlink>
+      <w:r>
+        <w:rPr>
+          <w:lang w:val="zh_TW" w:bidi="zh_TW"/>
+        </w:rPr>
+        <w:t>耶10:21</w:t>
+      </w:r>
       <w:r>
         <w:rPr>
           <w:lang w:val="zh_TW" w:bidi="zh_TW"/>
         </w:rPr>
         <w:t>，</w:t>
       </w:r>
-      <w:hyperlink r:id="rId47">
-        <w:r>
-          <w:rPr>
-            <w:lang w:val="zh_TW" w:bidi="zh_TW"/>
-          </w:rPr>
-          <w:rPr>
-            <w:color w:val="0000EE"/>
-            <w:u w:val="single"/>
-          </w:rPr>
-          <w:t>25:34–36</w:t>
-        </w:r>
-      </w:hyperlink>
+      <w:r>
+        <w:rPr>
+          <w:lang w:val="zh_TW" w:bidi="zh_TW"/>
+        </w:rPr>
+        <w:t>25:34–36</w:t>
+      </w:r>
       <w:r>
         <w:rPr>
           <w:lang w:val="zh_TW" w:bidi="zh_TW"/>
         </w:rPr>
         <w:t>；</w:t>
       </w:r>
-      <w:hyperlink r:id="rId48">
-        <w:r>
-          <w:rPr>
-            <w:lang w:val="zh_TW" w:bidi="zh_TW"/>
-          </w:rPr>
-          <w:rPr>
-            <w:color w:val="0000EE"/>
-            <w:u w:val="single"/>
-          </w:rPr>
-          <w:t>結34:1–31</w:t>
-        </w:r>
-      </w:hyperlink>
+      <w:r>
+        <w:rPr>
+          <w:lang w:val="zh_TW" w:bidi="zh_TW"/>
+        </w:rPr>
+        <w:t>結34:1–31</w:t>
+      </w:r>
       <w:r>
         <w:rPr>
           <w:lang w:val="zh_TW" w:bidi="zh_TW"/>
         </w:rPr>
         <w:t>；</w:t>
       </w:r>
-      <w:hyperlink r:id="rId49">
-        <w:r>
-          <w:rPr>
-            <w:lang w:val="zh_TW" w:bidi="zh_TW"/>
-          </w:rPr>
-          <w:rPr>
-            <w:color w:val="0000EE"/>
-            <w:u w:val="single"/>
-          </w:rPr>
-          <w:t>彌7:14</w:t>
-        </w:r>
-      </w:hyperlink>
+      <w:r>
+        <w:rPr>
+          <w:lang w:val="zh_TW" w:bidi="zh_TW"/>
+        </w:rPr>
+        <w:t>彌7:14</w:t>
+      </w:r>
       <w:r>
         <w:rPr>
           <w:lang w:val="zh_TW" w:bidi="zh_TW"/>
         </w:rPr>
         <w:t>；</w:t>
       </w:r>
-      <w:hyperlink r:id="rId50">
-        <w:r>
-          <w:rPr>
-            <w:lang w:val="zh_TW" w:bidi="zh_TW"/>
-          </w:rPr>
-          <w:rPr>
-            <w:color w:val="0000EE"/>
-            <w:u w:val="single"/>
-          </w:rPr>
-          <w:t>亞10:2b–3</w:t>
-        </w:r>
-      </w:hyperlink>
+      <w:r>
+        <w:rPr>
+          <w:lang w:val="zh_TW" w:bidi="zh_TW"/>
+        </w:rPr>
+        <w:t>亞10:2b–3</w:t>
+      </w:r>
       <w:r>
         <w:rPr>
           <w:lang w:val="zh_TW" w:bidi="zh_TW"/>
         </w:rPr>
         <w:t>，</w:t>
       </w:r>
-      <w:hyperlink r:id="rId51">
-        <w:r>
-          <w:rPr>
-            <w:lang w:val="zh_TW" w:bidi="zh_TW"/>
-          </w:rPr>
-          <w:rPr>
-            <w:color w:val="0000EE"/>
-            <w:u w:val="single"/>
-          </w:rPr>
-          <w:t>11:4–17</w:t>
-        </w:r>
-      </w:hyperlink>
+      <w:r>
+        <w:rPr>
+          <w:lang w:val="zh_TW" w:bidi="zh_TW"/>
+        </w:rPr>
+        <w:t>11:4–17</w:t>
+      </w:r>
       <w:r>
         <w:rPr>
           <w:lang w:val="zh_TW" w:bidi="zh_TW"/>
         </w:rPr>
         <w:t>，</w:t>
       </w:r>
-      <w:hyperlink r:id="rId52">
-        <w:r>
-          <w:rPr>
-            <w:lang w:val="zh_TW" w:bidi="zh_TW"/>
-          </w:rPr>
-          <w:rPr>
-            <w:color w:val="0000EE"/>
-            <w:u w:val="single"/>
-          </w:rPr>
-          <w:t>13:7</w:t>
-        </w:r>
-      </w:hyperlink>
+      <w:r>
+        <w:rPr>
+          <w:lang w:val="zh_TW" w:bidi="zh_TW"/>
+        </w:rPr>
+        <w:t>13:7</w:t>
+      </w:r>
       <w:r>
         <w:rPr>
           <w:lang w:val="zh_TW" w:bidi="zh_TW"/>
         </w:rPr>
         <w:t>；</w:t>
       </w:r>
-      <w:hyperlink r:id="rId53">
-        <w:r>
-          <w:rPr>
-            <w:lang w:val="zh_TW" w:bidi="zh_TW"/>
-          </w:rPr>
-          <w:rPr>
-            <w:color w:val="0000EE"/>
-            <w:u w:val="single"/>
-          </w:rPr>
-          <w:t>太2:6</w:t>
-        </w:r>
-      </w:hyperlink>
+      <w:r>
+        <w:rPr>
+          <w:lang w:val="zh_TW" w:bidi="zh_TW"/>
+        </w:rPr>
+        <w:t>太2:6</w:t>
+      </w:r>
       <w:r>
         <w:rPr>
           <w:lang w:val="zh_TW" w:bidi="zh_TW"/>
         </w:rPr>
         <w:t>，</w:t>
       </w:r>
-      <w:hyperlink r:id="rId54">
-        <w:r>
-          <w:rPr>
-            <w:lang w:val="zh_TW" w:bidi="zh_TW"/>
-          </w:rPr>
-          <w:rPr>
-            <w:color w:val="0000EE"/>
-            <w:u w:val="single"/>
-          </w:rPr>
-          <w:t>18:12–14</w:t>
-        </w:r>
-      </w:hyperlink>
+      <w:r>
+        <w:rPr>
+          <w:lang w:val="zh_TW" w:bidi="zh_TW"/>
+        </w:rPr>
+        <w:t>18:12–14</w:t>
+      </w:r>
       <w:r>
         <w:rPr>
           <w:lang w:val="zh_TW" w:bidi="zh_TW"/>
         </w:rPr>
         <w:t>，</w:t>
       </w:r>
-      <w:hyperlink r:id="rId55">
-        <w:r>
-          <w:rPr>
-            <w:lang w:val="zh_TW" w:bidi="zh_TW"/>
-          </w:rPr>
-          <w:rPr>
-            <w:color w:val="0000EE"/>
-            <w:u w:val="single"/>
-          </w:rPr>
-          <w:t>26:31</w:t>
-        </w:r>
-      </w:hyperlink>
+      <w:r>
+        <w:rPr>
+          <w:lang w:val="zh_TW" w:bidi="zh_TW"/>
+        </w:rPr>
+        <w:t>26:31</w:t>
+      </w:r>
       <w:r>
         <w:rPr>
           <w:lang w:val="zh_TW" w:bidi="zh_TW"/>
         </w:rPr>
         <w:t>；</w:t>
       </w:r>
-      <w:hyperlink r:id="rId56">
-        <w:r>
-          <w:rPr>
-            <w:lang w:val="zh_TW" w:bidi="zh_TW"/>
-          </w:rPr>
-          <w:rPr>
-            <w:color w:val="0000EE"/>
-            <w:u w:val="single"/>
-          </w:rPr>
-          <w:t>約10:1–16</w:t>
-        </w:r>
-      </w:hyperlink>
+      <w:r>
+        <w:rPr>
+          <w:lang w:val="zh_TW" w:bidi="zh_TW"/>
+        </w:rPr>
+        <w:t>約10:1–16</w:t>
+      </w:r>
       <w:r>
         <w:rPr>
           <w:lang w:val="zh_TW" w:bidi="zh_TW"/>
         </w:rPr>
         <w:t>；</w:t>
       </w:r>
-      <w:hyperlink r:id="rId57">
-        <w:r>
-          <w:rPr>
-            <w:lang w:val="zh_TW" w:bidi="zh_TW"/>
-          </w:rPr>
-          <w:rPr>
-            <w:color w:val="0000EE"/>
-            <w:u w:val="single"/>
-          </w:rPr>
-          <w:t>彼前2:25</w:t>
-        </w:r>
-      </w:hyperlink>
+      <w:r>
+        <w:rPr>
+          <w:lang w:val="zh_TW" w:bidi="zh_TW"/>
+        </w:rPr>
+        <w:t>彼前2:25</w:t>
+      </w:r>
       <w:r>
         <w:rPr>
           <w:lang w:val="zh_TW" w:bidi="zh_TW"/>
         </w:rPr>
         <w:t>，</w:t>
       </w:r>
-      <w:hyperlink r:id="rId38">
-        <w:r>
-          <w:rPr>
-            <w:lang w:val="zh_TW" w:bidi="zh_TW"/>
-          </w:rPr>
-          <w:rPr>
-            <w:color w:val="0000EE"/>
-            <w:u w:val="single"/>
-          </w:rPr>
-          <w:t>5:1–4</w:t>
-        </w:r>
-      </w:hyperlink>
+      <w:r>
+        <w:rPr>
+          <w:lang w:val="zh_TW" w:bidi="zh_TW"/>
+        </w:rPr>
+        <w:t>5:1–4</w:t>
+      </w:r>
       <w:r>
         <w:rPr>
           <w:lang w:val="zh_TW" w:bidi="zh_TW"/>
         </w:rPr>
         <w:t>；</w:t>
       </w:r>
-      <w:hyperlink r:id="rId58">
-        <w:r>
-          <w:rPr>
-            <w:lang w:val="zh_TW" w:bidi="zh_TW"/>
-          </w:rPr>
-          <w:rPr>
-            <w:color w:val="0000EE"/>
-            <w:u w:val="single"/>
-          </w:rPr>
-          <w:t>猶1:12</w:t>
-        </w:r>
-      </w:hyperlink>
+      <w:r>
+        <w:rPr>
+          <w:lang w:val="zh_TW" w:bidi="zh_TW"/>
+        </w:rPr>
+        <w:t>猶1:12</w:t>
+      </w:r>
       <w:r>
         <w:rPr>
           <w:lang w:val="zh_TW" w:bidi="zh_TW"/>
         </w:rPr>
         <w:t>；</w:t>
       </w:r>
-      <w:hyperlink r:id="rId59">
-        <w:r>
-          <w:rPr>
-            <w:lang w:val="zh_TW" w:bidi="zh_TW"/>
-          </w:rPr>
-          <w:rPr>
-            <w:color w:val="0000EE"/>
-            <w:u w:val="single"/>
-          </w:rPr>
-          <w:t>啟7:17</w:t>
-        </w:r>
-      </w:hyperlink>
+      <w:r>
+        <w:rPr>
+          <w:lang w:val="zh_TW" w:bidi="zh_TW"/>
+        </w:rPr>
+        <w:t>啟7:17</w:t>
+      </w:r>
       <w:r>
         <w:rPr>
           <w:lang w:val="zh_TW" w:bidi="zh_TW"/>
